--- a/spa/docx/37.content.docx
+++ b/spa/docx/37.content.docx
@@ -19,7 +19,7 @@
         <w:rPr>
           <w:lang w:val="es_ES" w:bidi="es_ES"/>
         </w:rPr>
-        <w:t>Resource: Notas de Estudio - Introducciones a los Libros (Tyndale)</w:t>
+        <w:t>Resource: Tyndale Open Study Notes</w:t>
       </w:r>
       <w:r>
         <w:rPr>
@@ -112,7 +112,7 @@
         <w:rPr>
           <w:lang w:val="es_ES" w:bidi="es_ES"/>
         </w:rPr>
-        <w:t>Notas de Estudio - Introducciones a los Libros (Tyndale)</w:t>
+        <w:t>Tyndale Open Study Notes</w:t>
       </w:r>
     </w:p>
     <w:p>

--- a/spa/docx/37.content.docx
+++ b/spa/docx/37.content.docx
@@ -19,7 +19,7 @@
         <w:rPr>
           <w:lang w:val="es_ES" w:bidi="es_ES"/>
         </w:rPr>
-        <w:t>Resource: Tyndale Open Study Notes</w:t>
+        <w:t>Resource: Aquifer Open Study Notes (Book Intros)</w:t>
       </w:r>
       <w:r>
         <w:rPr>
@@ -112,7 +112,7 @@
         <w:rPr>
           <w:lang w:val="es_ES" w:bidi="es_ES"/>
         </w:rPr>
-        <w:t>Tyndale Open Study Notes</w:t>
+        <w:t>Aquifer Open Study Notes (Book Intros)</w:t>
       </w:r>
     </w:p>
     <w:p>

--- a/spa/docx/37.content.docx
+++ b/spa/docx/37.content.docx
@@ -258,72 +258,48 @@
         </w:rPr>
         <w:t xml:space="preserve">En 538 a. C., Ciro el Grande, rey de los Persas, emitió un decreto que permitía a los pueblos conquistados, que habían sido deportados por los Babilonios, regresar a sus tierras natales (ver </w:t>
       </w:r>
-      <w:hyperlink r:id="rId13">
-        <w:r>
-          <w:rPr>
-            <w:lang w:val="es_ES" w:bidi="es_ES"/>
-          </w:rPr>
-          <w:rPr>
-            <w:color w:val="0000EE"/>
-            <w:u w:val="single"/>
-          </w:rPr>
-          <w:t>Esdras 1:1–11</w:t>
-        </w:r>
-      </w:hyperlink>
+      <w:r>
+        <w:rPr>
+          <w:lang w:val="es_ES" w:bidi="es_ES"/>
+        </w:rPr>
+        <w:t>Esdras 1:1–11</w:t>
+      </w:r>
       <w:r>
         <w:rPr>
           <w:lang w:val="es_ES" w:bidi="es_ES"/>
         </w:rPr>
         <w:t>). Los primeros emigrantes en regresar a Jerusalén fueron liderados por Sesbasar, el primer gobernador de la comunidad restaurada (</w:t>
       </w:r>
-      <w:hyperlink r:id="rId14">
-        <w:r>
-          <w:rPr>
-            <w:lang w:val="es_ES" w:bidi="es_ES"/>
-          </w:rPr>
-          <w:rPr>
-            <w:color w:val="0000EE"/>
-            <w:u w:val="single"/>
-          </w:rPr>
-          <w:t>Esdras 1:5–11</w:t>
-        </w:r>
-      </w:hyperlink>
+      <w:r>
+        <w:rPr>
+          <w:lang w:val="es_ES" w:bidi="es_ES"/>
+        </w:rPr>
+        <w:t>Esdras 1:5–11</w:t>
+      </w:r>
       <w:r>
         <w:rPr>
           <w:lang w:val="es_ES" w:bidi="es_ES"/>
         </w:rPr>
         <w:t>). Con entusiasmo, los exiliados que regresaron pronto comenzaron a reconstruir el altar y el Templo (</w:t>
       </w:r>
-      <w:hyperlink r:id="rId15">
-        <w:r>
-          <w:rPr>
-            <w:lang w:val="es_ES" w:bidi="es_ES"/>
-          </w:rPr>
-          <w:rPr>
-            <w:color w:val="0000EE"/>
-            <w:u w:val="single"/>
-          </w:rPr>
-          <w:t>Esdras 3:1–13</w:t>
-        </w:r>
-      </w:hyperlink>
+      <w:r>
+        <w:rPr>
+          <w:lang w:val="es_ES" w:bidi="es_ES"/>
+        </w:rPr>
+        <w:t>Esdras 3:1–13</w:t>
+      </w:r>
       <w:r>
         <w:rPr>
           <w:lang w:val="es_ES" w:bidi="es_ES"/>
         </w:rPr>
         <w:t>), pero los residentes paganos locales amenazaron a los israelitas y los desanimaron del trabajo que Dios les había encomendado (</w:t>
       </w:r>
-      <w:hyperlink r:id="rId16">
-        <w:r>
-          <w:rPr>
-            <w:lang w:val="es_ES" w:bidi="es_ES"/>
-          </w:rPr>
-          <w:rPr>
-            <w:color w:val="0000EE"/>
-            <w:u w:val="single"/>
-          </w:rPr>
-          <w:t>Esdras 4:4–24</w:t>
-        </w:r>
-      </w:hyperlink>
+      <w:r>
+        <w:rPr>
+          <w:lang w:val="es_ES" w:bidi="es_ES"/>
+        </w:rPr>
+        <w:t>Esdras 4:4–24</w:t>
+      </w:r>
       <w:r>
         <w:rPr>
           <w:lang w:val="es_ES" w:bidi="es_ES"/>
@@ -358,54 +334,36 @@
         </w:rPr>
         <w:t>Cuando Hageo comenzó a predicar en 520 a. C., una severa sequía afectaba la tierra (</w:t>
       </w:r>
-      <w:hyperlink r:id="rId17">
-        <w:r>
-          <w:rPr>
-            <w:lang w:val="es_ES" w:bidi="es_ES"/>
-          </w:rPr>
-          <w:rPr>
-            <w:color w:val="0000EE"/>
-            <w:u w:val="single"/>
-          </w:rPr>
-          <w:t>Hg 1:11</w:t>
-        </w:r>
-      </w:hyperlink>
+      <w:r>
+        <w:rPr>
+          <w:lang w:val="es_ES" w:bidi="es_ES"/>
+        </w:rPr>
+        <w:t>Hg 1:11</w:t>
+      </w:r>
       <w:r>
         <w:rPr>
           <w:lang w:val="es_ES" w:bidi="es_ES"/>
         </w:rPr>
         <w:t>). Dios lo envió para motivar a los israelitas a reconstruir el Templo de Dios y para fomentar la renovación espiritual del pueblo de Jerusalén. En respuesta, el pueblo reanudó la reconstrucción (</w:t>
       </w:r>
-      <w:hyperlink r:id="rId18">
-        <w:r>
-          <w:rPr>
-            <w:lang w:val="es_ES" w:bidi="es_ES"/>
-          </w:rPr>
-          <w:rPr>
-            <w:color w:val="0000EE"/>
-            <w:u w:val="single"/>
-          </w:rPr>
-          <w:t>1:14</w:t>
-        </w:r>
-      </w:hyperlink>
+      <w:r>
+        <w:rPr>
+          <w:lang w:val="es_ES" w:bidi="es_ES"/>
+        </w:rPr>
+        <w:t>1:14</w:t>
+      </w:r>
       <w:r>
         <w:rPr>
           <w:lang w:val="es_ES" w:bidi="es_ES"/>
         </w:rPr>
         <w:t xml:space="preserve">), y el proyecto se completó en marzo de 515 a. C. (ver </w:t>
       </w:r>
-      <w:hyperlink r:id="rId19">
-        <w:r>
-          <w:rPr>
-            <w:lang w:val="es_ES" w:bidi="es_ES"/>
-          </w:rPr>
-          <w:rPr>
-            <w:color w:val="0000EE"/>
-            <w:u w:val="single"/>
-          </w:rPr>
-          <w:t>Esdras 6:15</w:t>
-        </w:r>
-      </w:hyperlink>
+      <w:r>
+        <w:rPr>
+          <w:lang w:val="es_ES" w:bidi="es_ES"/>
+        </w:rPr>
+        <w:t>Esdras 6:15</w:t>
+      </w:r>
       <w:r>
         <w:rPr>
           <w:lang w:val="es_ES" w:bidi="es_ES"/>
@@ -437,18 +395,12 @@
         </w:rPr>
         <w:t>Cada uno de los cuatro mensajes de Hageo resalta una preocupación teológica distinta. El primer sermón (</w:t>
       </w:r>
-      <w:hyperlink r:id="rId20">
-        <w:r>
-          <w:rPr>
-            <w:lang w:val="es_ES" w:bidi="es_ES"/>
-          </w:rPr>
-          <w:rPr>
-            <w:color w:val="0000EE"/>
-            <w:u w:val="single"/>
-          </w:rPr>
-          <w:t>cp. 1</w:t>
-        </w:r>
-      </w:hyperlink>
+      <w:r>
+        <w:rPr>
+          <w:lang w:val="es_ES" w:bidi="es_ES"/>
+        </w:rPr>
+        <w:t>cp. 1</w:t>
+      </w:r>
       <w:r>
         <w:rPr>
           <w:lang w:val="es_ES" w:bidi="es_ES"/>
@@ -469,36 +421,24 @@
         </w:rPr>
         <w:t>El segundo mensaje (</w:t>
       </w:r>
-      <w:hyperlink r:id="rId21">
-        <w:r>
-          <w:rPr>
-            <w:lang w:val="es_ES" w:bidi="es_ES"/>
-          </w:rPr>
-          <w:rPr>
-            <w:color w:val="0000EE"/>
-            <w:u w:val="single"/>
-          </w:rPr>
-          <w:t>2:1–9</w:t>
-        </w:r>
-      </w:hyperlink>
+      <w:r>
+        <w:rPr>
+          <w:lang w:val="es_ES" w:bidi="es_ES"/>
+        </w:rPr>
+        <w:t>2:1–9</w:t>
+      </w:r>
       <w:r>
         <w:rPr>
           <w:lang w:val="es_ES" w:bidi="es_ES"/>
         </w:rPr>
         <w:t>) aseguró a la comunidad que Dios no había olvidado las promesas de bendición y restauración hechas por los profetas anteriores. La gloria del Señor llenaría nuevamente el Templo (</w:t>
       </w:r>
-      <w:hyperlink r:id="rId22">
-        <w:r>
-          <w:rPr>
-            <w:lang w:val="es_ES" w:bidi="es_ES"/>
-          </w:rPr>
-          <w:rPr>
-            <w:color w:val="0000EE"/>
-            <w:u w:val="single"/>
-          </w:rPr>
-          <w:t>2:7</w:t>
-        </w:r>
-      </w:hyperlink>
+      <w:r>
+        <w:rPr>
+          <w:lang w:val="es_ES" w:bidi="es_ES"/>
+        </w:rPr>
+        <w:t>2:7</w:t>
+      </w:r>
       <w:r>
         <w:rPr>
           <w:lang w:val="es_ES" w:bidi="es_ES"/>
@@ -519,36 +459,24 @@
         </w:rPr>
         <w:t>El tercer mensaje (</w:t>
       </w:r>
-      <w:hyperlink r:id="rId23">
-        <w:r>
-          <w:rPr>
-            <w:lang w:val="es_ES" w:bidi="es_ES"/>
-          </w:rPr>
-          <w:rPr>
-            <w:color w:val="0000EE"/>
-            <w:u w:val="single"/>
-          </w:rPr>
-          <w:t>2:10–19</w:t>
-        </w:r>
-      </w:hyperlink>
+      <w:r>
+        <w:rPr>
+          <w:lang w:val="es_ES" w:bidi="es_ES"/>
+        </w:rPr>
+        <w:t>2:10–19</w:t>
+      </w:r>
       <w:r>
         <w:rPr>
           <w:lang w:val="es_ES" w:bidi="es_ES"/>
         </w:rPr>
         <w:t xml:space="preserve">) tiene como tema principal la pureza ritual. Hageo recordó a su audiencia que las instrucciones de la ley de Moisés seguían vigentes. Dios espera que su pueblo sea santo, tal como él es santo (ver </w:t>
       </w:r>
-      <w:hyperlink r:id="rId24">
-        <w:r>
-          <w:rPr>
-            <w:lang w:val="es_ES" w:bidi="es_ES"/>
-          </w:rPr>
-          <w:rPr>
-            <w:color w:val="0000EE"/>
-            <w:u w:val="single"/>
-          </w:rPr>
-          <w:t>Lv 11:44–45</w:t>
-        </w:r>
-      </w:hyperlink>
+      <w:r>
+        <w:rPr>
+          <w:lang w:val="es_ES" w:bidi="es_ES"/>
+        </w:rPr>
+        <w:t>Lv 11:44–45</w:t>
+      </w:r>
       <w:r>
         <w:rPr>
           <w:lang w:val="es_ES" w:bidi="es_ES"/>
@@ -569,126 +497,84 @@
         </w:rPr>
         <w:t>El mensaje final y quizás más importante de Hageo (</w:t>
       </w:r>
-      <w:hyperlink r:id="rId25">
-        <w:r>
-          <w:rPr>
-            <w:lang w:val="es_ES" w:bidi="es_ES"/>
-          </w:rPr>
-          <w:rPr>
-            <w:color w:val="0000EE"/>
-            <w:u w:val="single"/>
-          </w:rPr>
-          <w:t>Hg 2:20–23</w:t>
-        </w:r>
-      </w:hyperlink>
+      <w:r>
+        <w:rPr>
+          <w:lang w:val="es_ES" w:bidi="es_ES"/>
+        </w:rPr>
+        <w:t>Hg 2:20–23</w:t>
+      </w:r>
       <w:r>
         <w:rPr>
           <w:lang w:val="es_ES" w:bidi="es_ES"/>
         </w:rPr>
         <w:t xml:space="preserve">) reafirmó la importancia de los descendientes del rey David en la vida religiosa y política de Israel. La dinastía de David fue fundamental para la restauración del pueblo hebreo después del Exilio Babilónico (ver </w:t>
       </w:r>
-      <w:hyperlink r:id="rId26">
-        <w:r>
-          <w:rPr>
-            <w:lang w:val="es_ES" w:bidi="es_ES"/>
-          </w:rPr>
-          <w:rPr>
-            <w:color w:val="0000EE"/>
-            <w:u w:val="single"/>
-          </w:rPr>
-          <w:t>Jr 23:5,</w:t>
-        </w:r>
-      </w:hyperlink>
+      <w:r>
+        <w:rPr>
+          <w:lang w:val="es_ES" w:bidi="es_ES"/>
+        </w:rPr>
+        <w:t>Jr 23:5,</w:t>
+      </w:r>
       <w:r>
         <w:rPr>
           <w:lang w:val="es_ES" w:bidi="es_ES"/>
         </w:rPr>
         <w:t xml:space="preserve"> </w:t>
       </w:r>
-      <w:hyperlink r:id="rId27">
-        <w:r>
-          <w:rPr>
-            <w:lang w:val="es_ES" w:bidi="es_ES"/>
-          </w:rPr>
-          <w:rPr>
-            <w:color w:val="0000EE"/>
-            <w:u w:val="single"/>
-          </w:rPr>
-          <w:t>33:15,</w:t>
-        </w:r>
-      </w:hyperlink>
+      <w:r>
+        <w:rPr>
+          <w:lang w:val="es_ES" w:bidi="es_ES"/>
+        </w:rPr>
+        <w:t>33:15,</w:t>
+      </w:r>
       <w:r>
         <w:rPr>
           <w:lang w:val="es_ES" w:bidi="es_ES"/>
         </w:rPr>
         <w:t xml:space="preserve"> </w:t>
       </w:r>
-      <w:hyperlink r:id="rId28">
-        <w:r>
-          <w:rPr>
-            <w:lang w:val="es_ES" w:bidi="es_ES"/>
-          </w:rPr>
-          <w:rPr>
-            <w:color w:val="0000EE"/>
-            <w:u w:val="single"/>
-          </w:rPr>
-          <w:t>Ez 37:24</w:t>
-        </w:r>
-      </w:hyperlink>
+      <w:r>
+        <w:rPr>
+          <w:lang w:val="es_ES" w:bidi="es_ES"/>
+        </w:rPr>
+        <w:t>Ez 37:24</w:t>
+      </w:r>
       <w:r>
         <w:rPr>
           <w:lang w:val="es_ES" w:bidi="es_ES"/>
         </w:rPr>
         <w:t>). Zorobabel, un descendiente del rey David, fue comisionado para servir como el "anillo de sellar" del Señor, marcando el comienzo de la restauración de Israel por parte de Dios (</w:t>
       </w:r>
-      <w:hyperlink r:id="rId29">
-        <w:r>
-          <w:rPr>
-            <w:lang w:val="es_ES" w:bidi="es_ES"/>
-          </w:rPr>
-          <w:rPr>
-            <w:color w:val="0000EE"/>
-            <w:u w:val="single"/>
-          </w:rPr>
-          <w:t>Hg 2:23,</w:t>
-        </w:r>
-      </w:hyperlink>
+      <w:r>
+        <w:rPr>
+          <w:lang w:val="es_ES" w:bidi="es_ES"/>
+        </w:rPr>
+        <w:t>Hg 2:23,</w:t>
+      </w:r>
       <w:r>
         <w:rPr>
           <w:lang w:val="es_ES" w:bidi="es_ES"/>
         </w:rPr>
         <w:t xml:space="preserve"> cp. </w:t>
       </w:r>
-      <w:hyperlink r:id="rId30">
-        <w:r>
-          <w:rPr>
-            <w:lang w:val="es_ES" w:bidi="es_ES"/>
-          </w:rPr>
-          <w:rPr>
-            <w:color w:val="0000EE"/>
-            <w:u w:val="single"/>
-          </w:rPr>
-          <w:t>Jr 22:24</w:t>
-        </w:r>
-      </w:hyperlink>
+      <w:r>
+        <w:rPr>
+          <w:lang w:val="es_ES" w:bidi="es_ES"/>
+        </w:rPr>
+        <w:t>Jr 22:24</w:t>
+      </w:r>
       <w:r>
         <w:rPr>
           <w:lang w:val="es_ES" w:bidi="es_ES"/>
         </w:rPr>
         <w:t>) y señalando a Jesucristo, un descendiente de David (</w:t>
       </w:r>
-      <w:hyperlink r:id="rId31">
-        <w:r>
-          <w:rPr>
-            <w:lang w:val="es_ES" w:bidi="es_ES"/>
-          </w:rPr>
-          <w:rPr>
-            <w:color w:val="0000EE"/>
-            <w:u w:val="single"/>
-          </w:rPr>
-          <w:t>Mt 1:1</w:t>
-        </w:r>
-      </w:hyperlink>
+      <w:r>
+        <w:rPr>
+          <w:lang w:val="es_ES" w:bidi="es_ES"/>
+        </w:rPr>
+        <w:t>Mt 1:1</w:t>
+      </w:r>
       <w:r>
         <w:rPr>
           <w:lang w:val="es_ES" w:bidi="es_ES"/>
@@ -720,54 +606,36 @@
         </w:rPr>
         <w:t>El libro de Hageo no menciona explícitamente a su autor, pero es probable que Hageo haya escrito sus propios sermones (</w:t>
       </w:r>
-      <w:hyperlink r:id="rId32">
-        <w:r>
-          <w:rPr>
-            <w:lang w:val="es_ES" w:bidi="es_ES"/>
-          </w:rPr>
-          <w:rPr>
-            <w:color w:val="0000EE"/>
-            <w:u w:val="single"/>
-          </w:rPr>
-          <w:t>1:1</w:t>
-        </w:r>
-      </w:hyperlink>
+      <w:r>
+        <w:rPr>
+          <w:lang w:val="es_ES" w:bidi="es_ES"/>
+        </w:rPr>
+        <w:t>1:1</w:t>
+      </w:r>
       <w:r>
         <w:rPr>
           <w:lang w:val="es_ES" w:bidi="es_ES"/>
         </w:rPr>
         <w:t>,</w:t>
       </w:r>
-      <w:hyperlink r:id="rId33">
-        <w:r>
-          <w:rPr>
-            <w:lang w:val="es_ES" w:bidi="es_ES"/>
-          </w:rPr>
-          <w:rPr>
-            <w:color w:val="0000EE"/>
-            <w:u w:val="single"/>
-          </w:rPr>
-          <w:t>3</w:t>
-        </w:r>
-      </w:hyperlink>
+      <w:r>
+        <w:rPr>
+          <w:lang w:val="es_ES" w:bidi="es_ES"/>
+        </w:rPr>
+        <w:t>3</w:t>
+      </w:r>
       <w:r>
         <w:rPr>
           <w:lang w:val="es_ES" w:bidi="es_ES"/>
         </w:rPr>
         <w:t xml:space="preserve">). La Biblia no proporciona información biográfica sobre el profeta Hageo, pero su ministerio está confirmado por </w:t>
       </w:r>
-      <w:hyperlink r:id="rId34">
-        <w:r>
-          <w:rPr>
-            <w:lang w:val="es_ES" w:bidi="es_ES"/>
-          </w:rPr>
-          <w:rPr>
-            <w:color w:val="0000EE"/>
-            <w:u w:val="single"/>
-          </w:rPr>
-          <w:t>Esdras 6:14</w:t>
-        </w:r>
-      </w:hyperlink>
+      <w:r>
+        <w:rPr>
+          <w:lang w:val="es_ES" w:bidi="es_ES"/>
+        </w:rPr>
+        <w:t>Esdras 6:14</w:t>
+      </w:r>
       <w:r>
         <w:rPr>
           <w:lang w:val="es_ES" w:bidi="es_ES"/>
@@ -799,90 +667,60 @@
         </w:rPr>
         <w:t xml:space="preserve">Hageo entregó sus mensajes entre agosto y diciembre del 520 a. C., durante el segundo año del reinado de Darío I, rey de los persas (ver </w:t>
       </w:r>
-      <w:hyperlink r:id="rId32">
-        <w:r>
-          <w:rPr>
-            <w:lang w:val="es_ES" w:bidi="es_ES"/>
-          </w:rPr>
-          <w:rPr>
-            <w:color w:val="0000EE"/>
-            <w:u w:val="single"/>
-          </w:rPr>
-          <w:t>Hg 1:1</w:t>
-        </w:r>
-      </w:hyperlink>
+      <w:r>
+        <w:rPr>
+          <w:lang w:val="es_ES" w:bidi="es_ES"/>
+        </w:rPr>
+        <w:t>Hg 1:1</w:t>
+      </w:r>
       <w:r>
         <w:rPr>
           <w:lang w:val="es_ES" w:bidi="es_ES"/>
         </w:rPr>
         <w:t>,</w:t>
       </w:r>
-      <w:hyperlink r:id="rId35">
-        <w:r>
-          <w:rPr>
-            <w:lang w:val="es_ES" w:bidi="es_ES"/>
-          </w:rPr>
-          <w:rPr>
-            <w:color w:val="0000EE"/>
-            <w:u w:val="single"/>
-          </w:rPr>
-          <w:t>15;</w:t>
-        </w:r>
-      </w:hyperlink>
+      <w:r>
+        <w:rPr>
+          <w:lang w:val="es_ES" w:bidi="es_ES"/>
+        </w:rPr>
+        <w:t>15;</w:t>
+      </w:r>
       <w:r>
         <w:rPr>
           <w:lang w:val="es_ES" w:bidi="es_ES"/>
         </w:rPr>
         <w:t xml:space="preserve"> </w:t>
       </w:r>
-      <w:hyperlink r:id="rId36">
-        <w:r>
-          <w:rPr>
-            <w:lang w:val="es_ES" w:bidi="es_ES"/>
-          </w:rPr>
-          <w:rPr>
-            <w:color w:val="0000EE"/>
-            <w:u w:val="single"/>
-          </w:rPr>
-          <w:t>2:1</w:t>
-        </w:r>
-      </w:hyperlink>
+      <w:r>
+        <w:rPr>
+          <w:lang w:val="es_ES" w:bidi="es_ES"/>
+        </w:rPr>
+        <w:t>2:1</w:t>
+      </w:r>
       <w:r>
         <w:rPr>
           <w:lang w:val="es_ES" w:bidi="es_ES"/>
         </w:rPr>
         <w:t>,</w:t>
       </w:r>
-      <w:hyperlink r:id="rId37">
-        <w:r>
-          <w:rPr>
-            <w:lang w:val="es_ES" w:bidi="es_ES"/>
-          </w:rPr>
-          <w:rPr>
-            <w:color w:val="0000EE"/>
-            <w:u w:val="single"/>
-          </w:rPr>
-          <w:t>10</w:t>
-        </w:r>
-      </w:hyperlink>
+      <w:r>
+        <w:rPr>
+          <w:lang w:val="es_ES" w:bidi="es_ES"/>
+        </w:rPr>
+        <w:t>10</w:t>
+      </w:r>
       <w:r>
         <w:rPr>
           <w:lang w:val="es_ES" w:bidi="es_ES"/>
         </w:rPr>
         <w:t xml:space="preserve">). El ministerio de Hageo en la Judea postexílica coincidió con el de Zacarías, quien comenzó a predicar en Jerusalén en noviembre de ese mismo año (ver </w:t>
       </w:r>
-      <w:hyperlink r:id="rId38">
-        <w:r>
-          <w:rPr>
-            <w:lang w:val="es_ES" w:bidi="es_ES"/>
-          </w:rPr>
-          <w:rPr>
-            <w:color w:val="0000EE"/>
-            <w:u w:val="single"/>
-          </w:rPr>
-          <w:t>Za 1:1</w:t>
-        </w:r>
-      </w:hyperlink>
+      <w:r>
+        <w:rPr>
+          <w:lang w:val="es_ES" w:bidi="es_ES"/>
+        </w:rPr>
+        <w:t>Za 1:1</w:t>
+      </w:r>
       <w:r>
         <w:rPr>
           <w:lang w:val="es_ES" w:bidi="es_ES"/>
@@ -914,108 +752,72 @@
         </w:rPr>
         <w:t xml:space="preserve">Aunque no es una obra maestra como los libros de Isaías o Jeremías, Hageo posee un carácter literario. Hageo utiliza preguntas retóricas para enfatizar su tesis en tres de los cuatro mensajes (ver </w:t>
       </w:r>
-      <w:hyperlink r:id="rId39">
-        <w:r>
-          <w:rPr>
-            <w:lang w:val="es_ES" w:bidi="es_ES"/>
-          </w:rPr>
-          <w:rPr>
-            <w:color w:val="0000EE"/>
-            <w:u w:val="single"/>
-          </w:rPr>
-          <w:t>1:4,</w:t>
-        </w:r>
-      </w:hyperlink>
+      <w:r>
+        <w:rPr>
+          <w:lang w:val="es_ES" w:bidi="es_ES"/>
+        </w:rPr>
+        <w:t>1:4,</w:t>
+      </w:r>
       <w:r>
         <w:rPr>
           <w:lang w:val="es_ES" w:bidi="es_ES"/>
         </w:rPr>
         <w:t xml:space="preserve"> </w:t>
       </w:r>
-      <w:hyperlink r:id="rId40">
-        <w:r>
-          <w:rPr>
-            <w:lang w:val="es_ES" w:bidi="es_ES"/>
-          </w:rPr>
-          <w:rPr>
-            <w:color w:val="0000EE"/>
-            <w:u w:val="single"/>
-          </w:rPr>
-          <w:t>2:3</w:t>
-        </w:r>
-      </w:hyperlink>
+      <w:r>
+        <w:rPr>
+          <w:lang w:val="es_ES" w:bidi="es_ES"/>
+        </w:rPr>
+        <w:t>2:3</w:t>
+      </w:r>
       <w:r>
         <w:rPr>
           <w:lang w:val="es_ES" w:bidi="es_ES"/>
         </w:rPr>
         <w:t>,</w:t>
       </w:r>
-      <w:hyperlink r:id="rId41">
-        <w:r>
-          <w:rPr>
-            <w:lang w:val="es_ES" w:bidi="es_ES"/>
-          </w:rPr>
-          <w:rPr>
-            <w:color w:val="0000EE"/>
-            <w:u w:val="single"/>
-          </w:rPr>
-          <w:t>19</w:t>
-        </w:r>
-      </w:hyperlink>
+      <w:r>
+        <w:rPr>
+          <w:lang w:val="es_ES" w:bidi="es_ES"/>
+        </w:rPr>
+        <w:t>19</w:t>
+      </w:r>
       <w:r>
         <w:rPr>
           <w:lang w:val="es_ES" w:bidi="es_ES"/>
         </w:rPr>
         <w:t xml:space="preserve">). Repite palabras o frases para establecer el tono de sus sermones (por ejemplo, el repetido “mirad lo que está pasando”, </w:t>
       </w:r>
-      <w:hyperlink r:id="rId42">
-        <w:r>
-          <w:rPr>
-            <w:lang w:val="es_ES" w:bidi="es_ES"/>
-          </w:rPr>
-          <w:rPr>
-            <w:color w:val="0000EE"/>
-            <w:u w:val="single"/>
-          </w:rPr>
-          <w:t>1:5</w:t>
-        </w:r>
-      </w:hyperlink>
+      <w:r>
+        <w:rPr>
+          <w:lang w:val="es_ES" w:bidi="es_ES"/>
+        </w:rPr>
+        <w:t>1:5</w:t>
+      </w:r>
       <w:r>
         <w:rPr>
           <w:lang w:val="es_ES" w:bidi="es_ES"/>
         </w:rPr>
         <w:t xml:space="preserve">, </w:t>
       </w:r>
-      <w:hyperlink r:id="rId43">
-        <w:r>
-          <w:rPr>
-            <w:lang w:val="es_ES" w:bidi="es_ES"/>
-          </w:rPr>
-          <w:rPr>
-            <w:color w:val="0000EE"/>
-            <w:u w:val="single"/>
-          </w:rPr>
-          <w:t>7,</w:t>
-        </w:r>
-      </w:hyperlink>
+      <w:r>
+        <w:rPr>
+          <w:lang w:val="es_ES" w:bidi="es_ES"/>
+        </w:rPr>
+        <w:t>7,</w:t>
+      </w:r>
       <w:r>
         <w:rPr>
           <w:lang w:val="es_ES" w:bidi="es_ES"/>
         </w:rPr>
         <w:t xml:space="preserve"> </w:t>
       </w:r>
-      <w:hyperlink r:id="rId44">
-        <w:r>
-          <w:rPr>
-            <w:lang w:val="es_ES" w:bidi="es_ES"/>
-          </w:rPr>
-          <w:rPr>
-            <w:color w:val="0000EE"/>
-            <w:u w:val="single"/>
-          </w:rPr>
-          <w:t>2:15</w:t>
-        </w:r>
-      </w:hyperlink>
+      <w:r>
+        <w:rPr>
+          <w:lang w:val="es_ES" w:bidi="es_ES"/>
+        </w:rPr>
+        <w:t>2:15</w:t>
+      </w:r>
       <w:r>
         <w:rPr>
           <w:lang w:val="es_ES" w:bidi="es_ES"/>
@@ -1035,18 +837,12 @@
         </w:rPr>
         <w:t xml:space="preserve">, “ruinas” </w:t>
       </w:r>
-      <w:hyperlink r:id="rId39">
-        <w:r>
-          <w:rPr>
-            <w:lang w:val="es_ES" w:bidi="es_ES"/>
-          </w:rPr>
-          <w:rPr>
-            <w:color w:val="0000EE"/>
-            <w:u w:val="single"/>
-          </w:rPr>
-          <w:t>1:4</w:t>
-        </w:r>
-      </w:hyperlink>
+      <w:r>
+        <w:rPr>
+          <w:lang w:val="es_ES" w:bidi="es_ES"/>
+        </w:rPr>
+        <w:t>1:4</w:t>
+      </w:r>
       <w:r>
         <w:rPr>
           <w:lang w:val="es_ES" w:bidi="es_ES"/>
@@ -1066,18 +862,12 @@
         </w:rPr>
         <w:t>, “sequía” [</w:t>
       </w:r>
-      <w:hyperlink r:id="rId17">
-        <w:r>
-          <w:rPr>
-            <w:lang w:val="es_ES" w:bidi="es_ES"/>
-          </w:rPr>
-          <w:rPr>
-            <w:color w:val="0000EE"/>
-            <w:u w:val="single"/>
-          </w:rPr>
-          <w:t>1:11</w:t>
-        </w:r>
-      </w:hyperlink>
+      <w:r>
+        <w:rPr>
+          <w:lang w:val="es_ES" w:bidi="es_ES"/>
+        </w:rPr>
+        <w:t>1:11</w:t>
+      </w:r>
       <w:r>
         <w:rPr>
           <w:lang w:val="es_ES" w:bidi="es_ES"/>
@@ -1111,216 +901,144 @@
         </w:rPr>
         <w:t xml:space="preserve">: mensajes autoritarios inspirados por Dios. Los oráculos a menudo incluyen expresiones formulistas que utilizan palabras y frases comunes. Varias de estas fórmulas aparecen en Hageo: la fórmula de “fecha” (p. ej., “en el año segundo del reinado del rey Darío”, </w:t>
       </w:r>
-      <w:hyperlink r:id="rId32">
-        <w:r>
-          <w:rPr>
-            <w:lang w:val="es_ES" w:bidi="es_ES"/>
-          </w:rPr>
-          <w:rPr>
-            <w:color w:val="0000EE"/>
-            <w:u w:val="single"/>
-          </w:rPr>
-          <w:t xml:space="preserve">1:1, </w:t>
-        </w:r>
-      </w:hyperlink>
+      <w:r>
+        <w:rPr>
+          <w:lang w:val="es_ES" w:bidi="es_ES"/>
+        </w:rPr>
+        <w:t xml:space="preserve">1:1, </w:t>
+      </w:r>
       <w:r>
         <w:rPr>
           <w:lang w:val="es_ES" w:bidi="es_ES"/>
         </w:rPr>
         <w:t xml:space="preserve"> </w:t>
       </w:r>
-      <w:hyperlink r:id="rId36">
-        <w:r>
-          <w:rPr>
-            <w:lang w:val="es_ES" w:bidi="es_ES"/>
-          </w:rPr>
-          <w:rPr>
-            <w:color w:val="0000EE"/>
-            <w:u w:val="single"/>
-          </w:rPr>
-          <w:t>2:1</w:t>
-        </w:r>
-      </w:hyperlink>
+      <w:r>
+        <w:rPr>
+          <w:lang w:val="es_ES" w:bidi="es_ES"/>
+        </w:rPr>
+        <w:t>2:1</w:t>
+      </w:r>
       <w:r>
         <w:rPr>
           <w:lang w:val="es_ES" w:bidi="es_ES"/>
         </w:rPr>
         <w:t>,</w:t>
       </w:r>
-      <w:hyperlink r:id="rId37">
-        <w:r>
-          <w:rPr>
-            <w:lang w:val="es_ES" w:bidi="es_ES"/>
-          </w:rPr>
-          <w:rPr>
-            <w:color w:val="0000EE"/>
-            <w:u w:val="single"/>
-          </w:rPr>
-          <w:t>10</w:t>
-        </w:r>
-      </w:hyperlink>
+      <w:r>
+        <w:rPr>
+          <w:lang w:val="es_ES" w:bidi="es_ES"/>
+        </w:rPr>
+        <w:t>10</w:t>
+      </w:r>
       <w:r>
         <w:rPr>
           <w:lang w:val="es_ES" w:bidi="es_ES"/>
         </w:rPr>
         <w:t>,</w:t>
       </w:r>
-      <w:hyperlink r:id="rId45">
-        <w:r>
-          <w:rPr>
-            <w:lang w:val="es_ES" w:bidi="es_ES"/>
-          </w:rPr>
-          <w:rPr>
-            <w:color w:val="0000EE"/>
-            <w:u w:val="single"/>
-          </w:rPr>
-          <w:t>20</w:t>
-        </w:r>
-      </w:hyperlink>
+      <w:r>
+        <w:rPr>
+          <w:lang w:val="es_ES" w:bidi="es_ES"/>
+        </w:rPr>
+        <w:t>20</w:t>
+      </w:r>
       <w:r>
         <w:rPr>
           <w:lang w:val="es_ES" w:bidi="es_ES"/>
         </w:rPr>
         <w:t xml:space="preserve">), la fórmula de “mensaje” (“el Señor dio/envió un mensaje”, </w:t>
       </w:r>
-      <w:hyperlink r:id="rId32">
-        <w:r>
-          <w:rPr>
-            <w:lang w:val="es_ES" w:bidi="es_ES"/>
-          </w:rPr>
-          <w:rPr>
-            <w:color w:val="0000EE"/>
-            <w:u w:val="single"/>
-          </w:rPr>
-          <w:t>1:1,</w:t>
-        </w:r>
-      </w:hyperlink>
+      <w:r>
+        <w:rPr>
+          <w:lang w:val="es_ES" w:bidi="es_ES"/>
+        </w:rPr>
+        <w:t>1:1,</w:t>
+      </w:r>
       <w:r>
         <w:rPr>
           <w:lang w:val="es_ES" w:bidi="es_ES"/>
         </w:rPr>
         <w:t xml:space="preserve"> </w:t>
       </w:r>
-      <w:hyperlink r:id="rId36">
-        <w:r>
-          <w:rPr>
-            <w:lang w:val="es_ES" w:bidi="es_ES"/>
-          </w:rPr>
-          <w:rPr>
-            <w:color w:val="0000EE"/>
-            <w:u w:val="single"/>
-          </w:rPr>
-          <w:t>2:1</w:t>
-        </w:r>
-      </w:hyperlink>
+      <w:r>
+        <w:rPr>
+          <w:lang w:val="es_ES" w:bidi="es_ES"/>
+        </w:rPr>
+        <w:t>2:1</w:t>
+      </w:r>
       <w:r>
         <w:rPr>
           <w:lang w:val="es_ES" w:bidi="es_ES"/>
         </w:rPr>
         <w:t>,</w:t>
       </w:r>
-      <w:hyperlink r:id="rId37">
-        <w:r>
-          <w:rPr>
-            <w:lang w:val="es_ES" w:bidi="es_ES"/>
-          </w:rPr>
-          <w:rPr>
-            <w:color w:val="0000EE"/>
-            <w:u w:val="single"/>
-          </w:rPr>
-          <w:t>10</w:t>
-        </w:r>
-      </w:hyperlink>
+      <w:r>
+        <w:rPr>
+          <w:lang w:val="es_ES" w:bidi="es_ES"/>
+        </w:rPr>
+        <w:t>10</w:t>
+      </w:r>
       <w:r>
         <w:rPr>
           <w:lang w:val="es_ES" w:bidi="es_ES"/>
         </w:rPr>
         <w:t>,</w:t>
       </w:r>
-      <w:hyperlink r:id="rId45">
-        <w:r>
-          <w:rPr>
-            <w:lang w:val="es_ES" w:bidi="es_ES"/>
-          </w:rPr>
-          <w:rPr>
-            <w:color w:val="0000EE"/>
-            <w:u w:val="single"/>
-          </w:rPr>
-          <w:t>20</w:t>
-        </w:r>
-      </w:hyperlink>
+      <w:r>
+        <w:rPr>
+          <w:lang w:val="es_ES" w:bidi="es_ES"/>
+        </w:rPr>
+        <w:t>20</w:t>
+      </w:r>
       <w:r>
         <w:rPr>
           <w:lang w:val="es_ES" w:bidi="es_ES"/>
         </w:rPr>
         <w:t xml:space="preserve">), la fórmula de “Dios-como-hablante” (“Así ha dicho Jehová de los ejércitos”, </w:t>
       </w:r>
-      <w:hyperlink r:id="rId43">
-        <w:r>
-          <w:rPr>
-            <w:lang w:val="es_ES" w:bidi="es_ES"/>
-          </w:rPr>
-          <w:rPr>
-            <w:color w:val="0000EE"/>
-            <w:u w:val="single"/>
-          </w:rPr>
-          <w:t>1:7</w:t>
-        </w:r>
-      </w:hyperlink>
+      <w:r>
+        <w:rPr>
+          <w:lang w:val="es_ES" w:bidi="es_ES"/>
+        </w:rPr>
+        <w:t>1:7</w:t>
+      </w:r>
       <w:r>
         <w:rPr>
           <w:lang w:val="es_ES" w:bidi="es_ES"/>
         </w:rPr>
         <w:t>,</w:t>
       </w:r>
-      <w:hyperlink r:id="rId46">
-        <w:r>
-          <w:rPr>
-            <w:lang w:val="es_ES" w:bidi="es_ES"/>
-          </w:rPr>
-          <w:rPr>
-            <w:color w:val="0000EE"/>
-            <w:u w:val="single"/>
-          </w:rPr>
-          <w:t>13,</w:t>
-        </w:r>
-      </w:hyperlink>
+      <w:r>
+        <w:rPr>
+          <w:lang w:val="es_ES" w:bidi="es_ES"/>
+        </w:rPr>
+        <w:t>13,</w:t>
+      </w:r>
       <w:r>
         <w:rPr>
           <w:lang w:val="es_ES" w:bidi="es_ES"/>
         </w:rPr>
         <w:t xml:space="preserve"> </w:t>
       </w:r>
-      <w:hyperlink r:id="rId47">
-        <w:r>
-          <w:rPr>
-            <w:lang w:val="es_ES" w:bidi="es_ES"/>
-          </w:rPr>
-          <w:rPr>
-            <w:color w:val="0000EE"/>
-            <w:u w:val="single"/>
-          </w:rPr>
-          <w:t>2:4</w:t>
-        </w:r>
-      </w:hyperlink>
+      <w:r>
+        <w:rPr>
+          <w:lang w:val="es_ES" w:bidi="es_ES"/>
+        </w:rPr>
+        <w:t>2:4</w:t>
+      </w:r>
       <w:r>
         <w:rPr>
           <w:lang w:val="es_ES" w:bidi="es_ES"/>
         </w:rPr>
         <w:t xml:space="preserve">), y la fórmula de “relación de pacto” (“yo soy con vosotros”, </w:t>
       </w:r>
-      <w:hyperlink r:id="rId48">
-        <w:r>
-          <w:rPr>
-            <w:lang w:val="es_ES" w:bidi="es_ES"/>
-          </w:rPr>
-          <w:rPr>
-            <w:color w:val="0000EE"/>
-            <w:u w:val="single"/>
-          </w:rPr>
-          <w:t>2:4–5</w:t>
-        </w:r>
-      </w:hyperlink>
+      <w:r>
+        <w:rPr>
+          <w:lang w:val="es_ES" w:bidi="es_ES"/>
+        </w:rPr>
+        <w:t>2:4–5</w:t>
+      </w:r>
       <w:r>
         <w:rPr>
           <w:lang w:val="es_ES" w:bidi="es_ES"/>
@@ -1380,90 +1098,60 @@
         </w:rPr>
         <w:t>Hageo llamó al pueblo de Jerusalén a una adoración genuina, a confiar en la palabra de Dios, a la santidad personal y a obedecer al liderazgo designado divinamente. Hageo destaca la presencia constante del Espíritu de Dios (</w:t>
       </w:r>
-      <w:hyperlink r:id="rId49">
-        <w:r>
-          <w:rPr>
-            <w:lang w:val="es_ES" w:bidi="es_ES"/>
-          </w:rPr>
-          <w:rPr>
-            <w:color w:val="0000EE"/>
-            <w:u w:val="single"/>
-          </w:rPr>
-          <w:t>1:13–14,</w:t>
-        </w:r>
-      </w:hyperlink>
+      <w:r>
+        <w:rPr>
+          <w:lang w:val="es_ES" w:bidi="es_ES"/>
+        </w:rPr>
+        <w:t>1:13–14,</w:t>
+      </w:r>
       <w:r>
         <w:rPr>
           <w:lang w:val="es_ES" w:bidi="es_ES"/>
         </w:rPr>
         <w:t xml:space="preserve"> </w:t>
       </w:r>
-      <w:hyperlink r:id="rId48">
-        <w:r>
-          <w:rPr>
-            <w:lang w:val="es_ES" w:bidi="es_ES"/>
-          </w:rPr>
-          <w:rPr>
-            <w:color w:val="0000EE"/>
-            <w:u w:val="single"/>
-          </w:rPr>
-          <w:t>2:4–5</w:t>
-        </w:r>
-      </w:hyperlink>
+      <w:r>
+        <w:rPr>
+          <w:lang w:val="es_ES" w:bidi="es_ES"/>
+        </w:rPr>
+        <w:t>2:4–5</w:t>
+      </w:r>
       <w:r>
         <w:rPr>
           <w:lang w:val="es_ES" w:bidi="es_ES"/>
         </w:rPr>
         <w:t>), un tema compartido con su contemporáneo Zacarías (</w:t>
       </w:r>
-      <w:hyperlink r:id="rId50">
-        <w:r>
-          <w:rPr>
-            <w:lang w:val="es_ES" w:bidi="es_ES"/>
-          </w:rPr>
-          <w:rPr>
-            <w:color w:val="0000EE"/>
-            <w:u w:val="single"/>
-          </w:rPr>
-          <w:t>Zc 1:16,</w:t>
-        </w:r>
-      </w:hyperlink>
+      <w:r>
+        <w:rPr>
+          <w:lang w:val="es_ES" w:bidi="es_ES"/>
+        </w:rPr>
+        <w:t>Zc 1:16,</w:t>
+      </w:r>
       <w:r>
         <w:rPr>
           <w:lang w:val="es_ES" w:bidi="es_ES"/>
         </w:rPr>
         <w:t xml:space="preserve"> </w:t>
       </w:r>
-      <w:hyperlink r:id="rId51">
-        <w:r>
-          <w:rPr>
-            <w:lang w:val="es_ES" w:bidi="es_ES"/>
-          </w:rPr>
-          <w:rPr>
-            <w:color w:val="0000EE"/>
-            <w:u w:val="single"/>
-          </w:rPr>
-          <w:t>8:23,</w:t>
-        </w:r>
-      </w:hyperlink>
+      <w:r>
+        <w:rPr>
+          <w:lang w:val="es_ES" w:bidi="es_ES"/>
+        </w:rPr>
+        <w:t>8:23,</w:t>
+      </w:r>
       <w:r>
         <w:rPr>
           <w:lang w:val="es_ES" w:bidi="es_ES"/>
         </w:rPr>
         <w:t xml:space="preserve"> ver también </w:t>
       </w:r>
-      <w:hyperlink r:id="rId52">
-        <w:r>
-          <w:rPr>
-            <w:lang w:val="es_ES" w:bidi="es_ES"/>
-          </w:rPr>
-          <w:rPr>
-            <w:color w:val="0000EE"/>
-            <w:u w:val="single"/>
-          </w:rPr>
-          <w:t>Ez 37:27–28</w:t>
-        </w:r>
-      </w:hyperlink>
+      <w:r>
+        <w:rPr>
+          <w:lang w:val="es_ES" w:bidi="es_ES"/>
+        </w:rPr>
+        <w:t>Ez 37:27–28</w:t>
+      </w:r>
       <w:r>
         <w:rPr>
           <w:lang w:val="es_ES" w:bidi="es_ES"/>
